--- a/course_development/domains/active_inference_embodied/03_intuitive_knowing/08_planning/output/lecture-content/08_planning-module.docx
+++ b/course_development/domains/active_inference_embodied/03_intuitive_knowing/08_planning/output/lecture-content/08_planning-module.docx
@@ -19,7 +19,7 @@
     </w:p>
     <w:p>
       <w:r>
-        <w:t>This module explores Planning . In the Embodied curriculum, we approach this topic with a focus on specific applications and theoretical depth appropriate for the audience. Planning is a critical component of the 8-part Active Inference spine, bridging the gap between [Previous Topic] and [Next Topic].</w:t>
+        <w:t>This module explores Planning . In the Embodied curriculum, we approach this topic with a focus on specific applications and theoretical depth appropriate for the audience. Planning is a critical component of the 8-part Active Inference spine, bridging the gap between Communication and Systems.</w:t>
       </w:r>
     </w:p>
     <w:p>
@@ -66,9 +66,9 @@
       <w:r>
         <w:t>In Embodied, we see Planning manifest in:</w:t>
         <w:br/>
-        <w:t>* Specific Example 1 : [Add domain-specific example here]</w:t>
+        <w:t>* Specific Example 1 : A veteran military commander surveys a battlefield and intuitively selects a strategy without formal analysis, feeling a bodily sense of rightness about one approach and unease about another; this is intuitive planning, where the generative model runs compressed counterfactual simulations drawing on deep experiential priors, and the expected free energy of each possible trajectory is evaluated somatically -- the strategy that produces the least visceral tension is the one the body's predictive model identifies as optimal.</w:t>
         <w:br/>
-        <w:t>* Specific Example 2 : [Add domain-specific example here]</w:t>
+        <w:t>* Specific Example 2 : An experienced entrepreneur considering two investment opportunities reports that one "feels alive" in her body while the other produces a dull heaviness despite similar financial projections; this gut-level planning reflects the generative model's capacity to integrate vast amounts of implicit pattern knowledge -- market dynamics, team chemistry, timing -- into a single interoceptive signal that functions as a somatic summary statistic of expected long-term free energy, guiding strategic choice through embodied intuition rather than spreadsheet analysis.</w:t>
       </w:r>
     </w:p>
     <w:p>
